--- a/docs/mop/OPSSD-03.03.M0.22-P-V1.docx
+++ b/docs/mop/OPSSD-03.03.M0.22-P-V1.docx
@@ -12,7 +12,7 @@
           <w:color w:val="1F3864"/>
           <w:sz w:val="32"/>
         </w:rPr>
-        <w:t>MOP — Cartes OTN : défaillances service, management et infrastructure</w:t>
+        <w:t>Défaillance cartes OTN</w:t>
       </w:r>
     </w:p>
     <w:p>
@@ -121,7 +121,7 @@
                 <w:b w:val="0"/>
                 <w:sz w:val="18"/>
               </w:rPr>
-              <w:t>MOP — Cartes OTN : défaillances service, management et infrastructure</w:t>
+              <w:t>Défaillance cartes OTN</w:t>
             </w:r>
           </w:p>
         </w:tc>
@@ -319,7 +319,7 @@
                 <w:b w:val="0"/>
                 <w:sz w:val="18"/>
               </w:rPr>
-              <w:t>À compléter (DD/MM/YYYY)</w:t>
+              <w:t>01/03/2026</w:t>
             </w:r>
           </w:p>
         </w:tc>
@@ -352,7 +352,7 @@
                 <w:b w:val="0"/>
                 <w:sz w:val="18"/>
               </w:rPr>
-              <w:t>À compléter (DD/MM/YYYY)</w:t>
+              <w:t>01/03/2028</w:t>
             </w:r>
           </w:p>
         </w:tc>
@@ -496,7 +496,7 @@
                 <w:b w:val="0"/>
                 <w:sz w:val="18"/>
               </w:rPr>
-              <w:t>À compléter (DD/MM/YYYY)</w:t>
+              <w:t>01/04/2026</w:t>
             </w:r>
           </w:p>
         </w:tc>
@@ -565,7 +565,7 @@
         <w:rPr>
           <w:sz w:val="20"/>
         </w:rPr>
-        <w:t>Procédure d'intervention pour pannes de cartes (service, management, infrastructure) sur châssis OTN.</w:t>
+        <w:t>Procédure d'intervention pour pannes de cartes (racks service, photonique) sur châssis OTN.</w:t>
       </w:r>
     </w:p>
     <w:p/>
@@ -586,7 +586,7 @@
         <w:rPr>
           <w:sz w:val="18"/>
         </w:rPr>
-        <w:t>LB (Low-BW) : THx-OP9608-LB-01 — U0/U1 : AoC10B (16 clients &lt;10G → 2 OTU2)</w:t>
+        <w:t>LB (Low-BW) : THx-OP9608-LB-xx : AoC10B 1Go</w:t>
       </w:r>
     </w:p>
     <w:p>
@@ -594,7 +594,7 @@
         <w:rPr>
           <w:sz w:val="18"/>
         </w:rPr>
-        <w:t>HB (High-BW) : THx-OP9608-HB-02 — U0 : TM100_2EN / U2 : TM1200</w:t>
+        <w:t>HB (High-BW) : THx-OP9608-HB-xx : TM100_2EN 10Go</w:t>
       </w:r>
     </w:p>
     <w:p>
@@ -602,7 +602,7 @@
         <w:rPr>
           <w:sz w:val="18"/>
         </w:rPr>
-        <w:t>VHB (Very-High-BW) : THx-OP9608-VHB-03/08 — U0 : TM100_2EN / U2 : TM1200</w:t>
+        <w:t>VHB (Very-High-BW) : THx-OP9608-VHB-xx TM1200 100-400Go</w:t>
       </w:r>
     </w:p>
     <w:p>
@@ -610,7 +610,7 @@
         <w:rPr>
           <w:sz w:val="18"/>
         </w:rPr>
-        <w:t>Contrôleur : RCP08_O (Dual 1+1, SD card 8GB — backup config + DB alarmes)</w:t>
+        <w:t>Contrôleur : RCP08_O</w:t>
       </w:r>
     </w:p>
     <w:p/>
@@ -631,7 +631,7 @@
         <w:rPr>
           <w:sz w:val="18"/>
         </w:rPr>
-        <w:t>Lugos astreinte technique : 07 80 90 10 70</w:t>
+        <w:t>Escalade TLH N+1</w:t>
       </w:r>
     </w:p>
     <w:p>
@@ -639,15 +639,7 @@
         <w:rPr>
           <w:sz w:val="18"/>
         </w:rPr>
-        <w:t>Support Ribbon (RMA/escalade) : Ribbon-France.Support@rbbn.com</w:t>
-      </w:r>
-    </w:p>
-    <w:p>
-      <w:r>
-        <w:rPr>
-          <w:sz w:val="18"/>
-        </w:rPr>
-        <w:t>Portail tickets Lugos : lugos.atlassian.net</w:t>
+        <w:t>Support Ribbon</w:t>
       </w:r>
     </w:p>
     <w:p>
@@ -671,7 +663,7 @@
         <w:rPr>
           <w:sz w:val="20"/>
         </w:rPr>
-        <w:t>Symptômes couverts : Alarme FAN + RCP inaccessible; Alarme alimentation chassis; Alarme rectifier — 1 voie restante; Alarme température chassis.</w:t>
+        <w:t>Symptômes couverts : Alarme FAN + RCP inaccessible; Alarme alimentation chassis; Alarme rectifier; Alarme température chassis.</w:t>
       </w:r>
     </w:p>
     <w:p/>
@@ -691,7 +683,7 @@
         <w:rPr>
           <w:sz w:val="20"/>
         </w:rPr>
-        <w:t>Responsable : NOC / Ingénieur transmission.</w:t>
+        <w:t>Responsable : Service Desk</w:t>
       </w:r>
     </w:p>
     <w:p>
@@ -733,7 +725,7 @@
         <w:rPr>
           <w:sz w:val="20"/>
         </w:rPr>
-        <w:t>Contexte terrain (REX 2021-2025, 11 incidents documentés) : pannes cartes majoritairement sur cartes service (AoC10B/TM100_2EN) et cartes management (RCP). Châssis VHB les plus sollicités (flux ligne 600G). TTR moyen : 30–90 min ; échange matériel (RMA) si carte non récupérable.</w:t>
+        <w:t>Les pannes sont majoritairement sur cartes service (AoC10B/TM100_2EN) et cartes management (RCP).). TTR moyen : 30–90 min ; Spare disponible dans aus stock Connectivité.  Ribbon échange le matériel (RMA) si carte non récupérable.</w:t>
       </w:r>
     </w:p>
     <w:p>
@@ -760,7 +752,7 @@
         <w:rPr>
           <w:sz w:val="20"/>
         </w:rPr>
-        <w:t>Identifier le type de châssis affecté : LB / HB / VHB (depuis hostname).</w:t>
+        <w:t>Identifier le type de châssis affecté : LB / HB / VHB.</w:t>
       </w:r>
     </w:p>
     <w:p>
@@ -787,17 +779,6 @@
     </w:p>
     <w:p>
       <w:pPr>
-        <w:pStyle w:val="ListNumber"/>
-      </w:pPr>
-      <w:r>
-        <w:rPr>
-          <w:sz w:val="20"/>
-        </w:rPr>
-        <w:t>Consulter log alarmes : show logged alarms 0 | grep &lt;date&gt; sur CLI.</w:t>
-      </w:r>
-    </w:p>
-    <w:p>
-      <w:pPr>
         <w:pStyle w:val="Heading3"/>
       </w:pPr>
       <w:r>
@@ -812,7 +793,7 @@
         <w:rPr>
           <w:sz w:val="20"/>
         </w:rPr>
-        <w:t>Appliquer SOP carte adaptée au type (service / management / infra).</w:t>
+        <w:t>Appliquer SOP 11-SOP.</w:t>
       </w:r>
     </w:p>
     <w:p>
@@ -823,7 +804,7 @@
         <w:rPr>
           <w:sz w:val="20"/>
         </w:rPr>
-        <w:t>Vérifier backup SD card RCP08 (contient config NE + DB alarmes).</w:t>
+        <w:t>Si carte IS/FAIL : hot-swap possible sur la plupart des cartes service. → 13-SOP</w:t>
       </w:r>
     </w:p>
     <w:p>
@@ -834,18 +815,7 @@
         <w:rPr>
           <w:sz w:val="20"/>
         </w:rPr>
-        <w:t>Si carte IS/FAIL : hot-swap possible sur la plupart des cartes service.</w:t>
-      </w:r>
-    </w:p>
-    <w:p>
-      <w:pPr>
-        <w:pStyle w:val="ListNumber"/>
-      </w:pPr>
-      <w:r>
-        <w:rPr>
-          <w:sz w:val="20"/>
-        </w:rPr>
-        <w:t>Si RCP défaillant : basculer sur RCP-B (redondance 1+1).</w:t>
+        <w:t>Si RCP défaillant : basculer sur RCP-B (redondance 1+1). → Escalade N+1/Connectivité</w:t>
       </w:r>
     </w:p>
     <w:p>
@@ -864,7 +834,7 @@
         <w:rPr>
           <w:sz w:val="20"/>
         </w:rPr>
-        <w:t>Appliquer la SOP identifiée en Phase 2.</w:t>
+        <w:t>Appliquer la SOP identifiée en Etape 2.</w:t>
       </w:r>
     </w:p>
     <w:p>
@@ -875,7 +845,7 @@
         <w:rPr>
           <w:sz w:val="20"/>
         </w:rPr>
-        <w:t>Si échange matériel : contacter astreinte + ouvrir ticket RMA Lugos.</w:t>
+        <w:t>Si échange matériel : contacter Connectivité + ouvrir ticket RMA</w:t>
       </w:r>
     </w:p>
     <w:p>
@@ -886,7 +856,7 @@
         <w:rPr>
           <w:sz w:val="20"/>
         </w:rPr>
-        <w:t>Documenter actions dans NocoDB (TTR, cause, actions).</w:t>
+        <w:t>Documenter les actions (TTR, cause, actions).</w:t>
       </w:r>
     </w:p>
     <w:p>
@@ -916,7 +886,7 @@
         <w:rPr>
           <w:sz w:val="20"/>
         </w:rPr>
-        <w:t>Confirmer retour à la normale sur Lightsoft et Vizee.</w:t>
+        <w:t>Appliquer la SOP identifiée en Etape 2.</w:t>
       </w:r>
     </w:p>
     <w:p>
@@ -927,7 +897,7 @@
         <w:rPr>
           <w:sz w:val="20"/>
         </w:rPr>
-        <w:t>Clôturer ticket NocoDB (TTR réel, cause racine, actions correctives).</w:t>
+        <w:t>Si échange matériel : contacter Connectivité + ouvrir ticket RMA</w:t>
       </w:r>
     </w:p>
     <w:p>
@@ -938,7 +908,7 @@
         <w:rPr>
           <w:sz w:val="20"/>
         </w:rPr>
-        <w:t>Si incident récurrent : escalader vers ingénierie pour analyse RCA.</w:t>
+        <w:t>Documenter les actions (TTR, cause, actions).</w:t>
       </w:r>
     </w:p>
     <w:p>
@@ -949,7 +919,7 @@
         <w:rPr>
           <w:sz w:val="20"/>
         </w:rPr>
-        <w:t>Mettre à jour la présente MOP si nouveau pattern identifié.</w:t>
+        <w:t>Vérifier reprise supervision Lightsoft/Vizee.</w:t>
       </w:r>
     </w:p>
     <w:p/>
@@ -969,7 +939,7 @@
         <w:rPr>
           <w:sz w:val="20"/>
         </w:rPr>
-        <w:t>AoC10B : carte service 10G ADM, 16 clients vers 2 ports ligne OTU2, support GbE/STM-1/FC.</w:t>
+        <w:t>AoC10B : carte service 1G</w:t>
       </w:r>
     </w:p>
     <w:p>
@@ -977,7 +947,7 @@
         <w:rPr>
           <w:sz w:val="20"/>
         </w:rPr>
-        <w:t>TM100_2EN : transponder 100G, 2 ports ligne QSFP28, agrège flux 10G/40G.</w:t>
+        <w:t>TM100_2EN : 10G, 2 ports ligne QSFP28, agrège flux 10G/40G.</w:t>
       </w:r>
     </w:p>
     <w:p>
@@ -985,7 +955,7 @@
         <w:rPr>
           <w:sz w:val="20"/>
         </w:rPr>
-        <w:t>TM1200 : muxponder flexible jusqu'à 600G, 12 ports client 100G, ports ligne OTUA adaptatifs.</w:t>
+        <w:t>TM1200 : 100 jusqu'à 400G, 12 ports client 100G</w:t>
       </w:r>
     </w:p>
     <w:p>
@@ -993,7 +963,7 @@
         <w:rPr>
           <w:sz w:val="20"/>
         </w:rPr>
-        <w:t>RCP : Routing Control Processor — contrôleur principal châssis (gestion système).</w:t>
+        <w:t>RCP : Routing Control Processor, contrôleur principal châssis (gestion système).</w:t>
       </w:r>
     </w:p>
     <w:p>
@@ -1001,7 +971,7 @@
         <w:rPr>
           <w:sz w:val="20"/>
         </w:rPr>
-        <w:t>OTU2 : Optical Transport Unit niveau 2 (10G).</w:t>
+        <w:t>OTU2 : Optical Transport Unit niveau 2 (1G).</w:t>
       </w:r>
     </w:p>
     <w:p>
@@ -1009,7 +979,7 @@
         <w:rPr>
           <w:sz w:val="20"/>
         </w:rPr>
-        <w:t>OTU4 : Optical Transport Unit niveau 4 (100G).</w:t>
+        <w:t>OTU4 : Optical Transport Unit niveau 4 (10G).</w:t>
       </w:r>
     </w:p>
     <w:p>
@@ -1017,7 +987,7 @@
         <w:rPr>
           <w:sz w:val="20"/>
         </w:rPr>
-        <w:t>OTUA : Optical Transport Unit Adaptive — débit configurable 50G à 600G.</w:t>
+        <w:t>OTUA : Optical Transport Unit Adaptive (50G à 600G.</w:t>
       </w:r>
     </w:p>
     <w:p>
@@ -1049,7 +1019,7 @@
         <w:rPr>
           <w:sz w:val="20"/>
         </w:rPr>
-        <w:t>IS : In-Service — état opérationnel d'une carte.</w:t>
+        <w:t>IS : In-Service,  état opérationnel d'une carte.</w:t>
       </w:r>
     </w:p>
     <w:sectPr>

--- a/docs/mop/OPSSD-03.03.M0.22-P-V1.docx
+++ b/docs/mop/OPSSD-03.03.M0.22-P-V1.docx
@@ -32,16 +32,17 @@
         <w:tblStyle w:val="TableGrid"/>
         <w:tblW w:type="auto" w:w="0"/>
         <w:jc w:val="center"/>
+        <w:tblLayout w:type="fixed"/>
         <w:tblLook w:firstColumn="1" w:firstRow="1" w:lastColumn="0" w:lastRow="0" w:noHBand="0" w:noVBand="1" w:val="04A0"/>
       </w:tblPr>
       <w:tblGrid>
-        <w:gridCol w:w="4320"/>
-        <w:gridCol w:w="4320"/>
+        <w:gridCol w:w="4677"/>
+        <w:gridCol w:w="4677"/>
       </w:tblGrid>
       <w:tr>
         <w:tc>
           <w:tcPr>
-            <w:tcW w:type="dxa" w:w="8640"/>
+            <w:tcW w:type="dxa" w:w="9354"/>
             <w:gridSpan w:val="2"/>
             <w:shd w:val="clear" w:color="auto" w:fill="1F3864"/>
           </w:tcPr>
@@ -63,7 +64,7 @@
       <w:tr>
         <w:tc>
           <w:tcPr>
-            <w:tcW w:type="dxa" w:w="4320"/>
+            <w:tcW w:type="dxa" w:w="2835"/>
             <w:shd w:val="clear" w:color="auto" w:fill="BDD7EE"/>
           </w:tcPr>
           <w:p>
@@ -79,7 +80,7 @@
         </w:tc>
         <w:tc>
           <w:tcPr>
-            <w:tcW w:type="dxa" w:w="4320"/>
+            <w:tcW w:type="dxa" w:w="6520"/>
           </w:tcPr>
           <w:p>
             <w:r/>
@@ -96,7 +97,7 @@
       <w:tr>
         <w:tc>
           <w:tcPr>
-            <w:tcW w:type="dxa" w:w="4320"/>
+            <w:tcW w:type="dxa" w:w="2835"/>
             <w:shd w:val="clear" w:color="auto" w:fill="BDD7EE"/>
           </w:tcPr>
           <w:p>
@@ -112,7 +113,7 @@
         </w:tc>
         <w:tc>
           <w:tcPr>
-            <w:tcW w:type="dxa" w:w="4320"/>
+            <w:tcW w:type="dxa" w:w="6520"/>
           </w:tcPr>
           <w:p>
             <w:r/>
@@ -129,7 +130,7 @@
       <w:tr>
         <w:tc>
           <w:tcPr>
-            <w:tcW w:type="dxa" w:w="4320"/>
+            <w:tcW w:type="dxa" w:w="2835"/>
             <w:shd w:val="clear" w:color="auto" w:fill="BDD7EE"/>
           </w:tcPr>
           <w:p>
@@ -145,7 +146,7 @@
         </w:tc>
         <w:tc>
           <w:tcPr>
-            <w:tcW w:type="dxa" w:w="4320"/>
+            <w:tcW w:type="dxa" w:w="6520"/>
           </w:tcPr>
           <w:p>
             <w:r/>
@@ -162,7 +163,7 @@
       <w:tr>
         <w:tc>
           <w:tcPr>
-            <w:tcW w:type="dxa" w:w="4320"/>
+            <w:tcW w:type="dxa" w:w="2835"/>
             <w:shd w:val="clear" w:color="auto" w:fill="BDD7EE"/>
           </w:tcPr>
           <w:p>
@@ -178,7 +179,7 @@
         </w:tc>
         <w:tc>
           <w:tcPr>
-            <w:tcW w:type="dxa" w:w="4320"/>
+            <w:tcW w:type="dxa" w:w="6520"/>
           </w:tcPr>
           <w:p>
             <w:r/>
@@ -195,7 +196,7 @@
       <w:tr>
         <w:tc>
           <w:tcPr>
-            <w:tcW w:type="dxa" w:w="4320"/>
+            <w:tcW w:type="dxa" w:w="2835"/>
             <w:shd w:val="clear" w:color="auto" w:fill="BDD7EE"/>
           </w:tcPr>
           <w:p>
@@ -211,7 +212,7 @@
         </w:tc>
         <w:tc>
           <w:tcPr>
-            <w:tcW w:type="dxa" w:w="4320"/>
+            <w:tcW w:type="dxa" w:w="6520"/>
           </w:tcPr>
           <w:p>
             <w:r/>
@@ -228,7 +229,7 @@
       <w:tr>
         <w:tc>
           <w:tcPr>
-            <w:tcW w:type="dxa" w:w="4320"/>
+            <w:tcW w:type="dxa" w:w="2835"/>
             <w:shd w:val="clear" w:color="auto" w:fill="BDD7EE"/>
           </w:tcPr>
           <w:p>
@@ -244,7 +245,7 @@
         </w:tc>
         <w:tc>
           <w:tcPr>
-            <w:tcW w:type="dxa" w:w="4320"/>
+            <w:tcW w:type="dxa" w:w="6520"/>
           </w:tcPr>
           <w:p>
             <w:r/>
@@ -261,7 +262,7 @@
       <w:tr>
         <w:tc>
           <w:tcPr>
-            <w:tcW w:type="dxa" w:w="4320"/>
+            <w:tcW w:type="dxa" w:w="2835"/>
             <w:shd w:val="clear" w:color="auto" w:fill="BDD7EE"/>
           </w:tcPr>
           <w:p>
@@ -277,7 +278,7 @@
         </w:tc>
         <w:tc>
           <w:tcPr>
-            <w:tcW w:type="dxa" w:w="4320"/>
+            <w:tcW w:type="dxa" w:w="6520"/>
           </w:tcPr>
           <w:p>
             <w:r/>
@@ -294,7 +295,7 @@
       <w:tr>
         <w:tc>
           <w:tcPr>
-            <w:tcW w:type="dxa" w:w="4320"/>
+            <w:tcW w:type="dxa" w:w="2835"/>
             <w:shd w:val="clear" w:color="auto" w:fill="BDD7EE"/>
           </w:tcPr>
           <w:p>
@@ -310,7 +311,7 @@
         </w:tc>
         <w:tc>
           <w:tcPr>
-            <w:tcW w:type="dxa" w:w="4320"/>
+            <w:tcW w:type="dxa" w:w="6520"/>
           </w:tcPr>
           <w:p>
             <w:r/>
@@ -327,7 +328,7 @@
       <w:tr>
         <w:tc>
           <w:tcPr>
-            <w:tcW w:type="dxa" w:w="4320"/>
+            <w:tcW w:type="dxa" w:w="2835"/>
             <w:shd w:val="clear" w:color="auto" w:fill="BDD7EE"/>
           </w:tcPr>
           <w:p>
@@ -343,7 +344,7 @@
         </w:tc>
         <w:tc>
           <w:tcPr>
-            <w:tcW w:type="dxa" w:w="4320"/>
+            <w:tcW w:type="dxa" w:w="6520"/>
           </w:tcPr>
           <w:p>
             <w:r/>
@@ -376,16 +377,16 @@
         <w:tblLook w:firstColumn="1" w:firstRow="1" w:lastColumn="0" w:lastRow="0" w:noHBand="0" w:noVBand="1" w:val="04A0"/>
       </w:tblPr>
       <w:tblGrid>
-        <w:gridCol w:w="1728"/>
-        <w:gridCol w:w="1728"/>
-        <w:gridCol w:w="1728"/>
-        <w:gridCol w:w="1728"/>
-        <w:gridCol w:w="1728"/>
+        <w:gridCol w:w="1871"/>
+        <w:gridCol w:w="1871"/>
+        <w:gridCol w:w="1871"/>
+        <w:gridCol w:w="1871"/>
+        <w:gridCol w:w="1871"/>
       </w:tblGrid>
       <w:tr>
         <w:tc>
           <w:tcPr>
-            <w:tcW w:type="dxa" w:w="1728"/>
+            <w:tcW w:type="dxa" w:w="1871"/>
             <w:shd w:val="clear" w:color="auto" w:fill="1F3864"/>
           </w:tcPr>
           <w:p>
@@ -402,7 +403,7 @@
         </w:tc>
         <w:tc>
           <w:tcPr>
-            <w:tcW w:type="dxa" w:w="1728"/>
+            <w:tcW w:type="dxa" w:w="1871"/>
             <w:shd w:val="clear" w:color="auto" w:fill="1F3864"/>
           </w:tcPr>
           <w:p>
@@ -419,7 +420,7 @@
         </w:tc>
         <w:tc>
           <w:tcPr>
-            <w:tcW w:type="dxa" w:w="1728"/>
+            <w:tcW w:type="dxa" w:w="1871"/>
             <w:shd w:val="clear" w:color="auto" w:fill="1F3864"/>
           </w:tcPr>
           <w:p>
@@ -436,7 +437,7 @@
         </w:tc>
         <w:tc>
           <w:tcPr>
-            <w:tcW w:type="dxa" w:w="1728"/>
+            <w:tcW w:type="dxa" w:w="1871"/>
             <w:shd w:val="clear" w:color="auto" w:fill="1F3864"/>
           </w:tcPr>
           <w:p>
@@ -453,7 +454,7 @@
         </w:tc>
         <w:tc>
           <w:tcPr>
-            <w:tcW w:type="dxa" w:w="1728"/>
+            <w:tcW w:type="dxa" w:w="1871"/>
             <w:shd w:val="clear" w:color="auto" w:fill="1F3864"/>
           </w:tcPr>
           <w:p>
@@ -472,7 +473,7 @@
       <w:tr>
         <w:tc>
           <w:tcPr>
-            <w:tcW w:type="dxa" w:w="1728"/>
+            <w:tcW w:type="dxa" w:w="1871"/>
           </w:tcPr>
           <w:p>
             <w:r/>
@@ -487,7 +488,7 @@
         </w:tc>
         <w:tc>
           <w:tcPr>
-            <w:tcW w:type="dxa" w:w="1728"/>
+            <w:tcW w:type="dxa" w:w="1871"/>
           </w:tcPr>
           <w:p>
             <w:r/>
@@ -502,7 +503,7 @@
         </w:tc>
         <w:tc>
           <w:tcPr>
-            <w:tcW w:type="dxa" w:w="1728"/>
+            <w:tcW w:type="dxa" w:w="1871"/>
           </w:tcPr>
           <w:p>
             <w:r/>
@@ -517,7 +518,7 @@
         </w:tc>
         <w:tc>
           <w:tcPr>
-            <w:tcW w:type="dxa" w:w="1728"/>
+            <w:tcW w:type="dxa" w:w="1871"/>
           </w:tcPr>
           <w:p>
             <w:r/>
@@ -532,7 +533,7 @@
         </w:tc>
         <w:tc>
           <w:tcPr>
-            <w:tcW w:type="dxa" w:w="1728"/>
+            <w:tcW w:type="dxa" w:w="1871"/>
           </w:tcPr>
           <w:p>
             <w:r/>
@@ -721,6 +722,8 @@
         </w:rPr>
         <w:t xml:space="preserve">Contexte terrain : </w:t>
       </w:r>
+    </w:p>
+    <w:p>
       <w:r>
         <w:rPr>
           <w:sz w:val="20"/>
@@ -1023,8 +1026,8 @@
       </w:r>
     </w:p>
     <w:sectPr>
-      <w:pgSz w:w="12240" w:h="15840"/>
-      <w:pgMar w:top="1440" w:right="1800" w:bottom="1440" w:left="1800" w:header="720" w:footer="720" w:gutter="0"/>
+      <w:pgSz w:w="11906" w:h="16838"/>
+      <w:pgMar w:top="1134" w:right="1134" w:bottom="1134" w:left="1417" w:header="720" w:footer="720" w:gutter="0"/>
       <w:cols w:space="720"/>
       <w:docGrid w:linePitch="360"/>
     </w:sectPr>
